--- a/NexusDocs/templates/requests/15_election_commission.docx
+++ b/NexusDocs/templates/requests/15_election_commission.docx
@@ -1292,125 +1292,133 @@
         </w:rPr>
         <w:t>депутатом представительного органа муниципального образования, законадательного (представительного) органа субъекта Российской Федерации либо депутатом Государственной думы  Федерального собрания Российской Федерации.</w:t>
       </w:r>
+    </w:p>
+    <w:p>
+      <w:pPr>
+        <w:ind w:right="-113" w:firstLine="567"/>
+        <w:jc w:val="both"/>
+        <w:rPr>
+          <w:bCs/>
+          <w:noProof/>
+          <w:szCs w:val="26"/>
+        </w:rPr>
+      </w:pPr>
+      <w:r>
+        <w:rPr>
+          <w:bCs/>
+          <w:noProof/>
+          <w:szCs w:val="26"/>
+        </w:rPr>
+        <w:t>В случае наличия у указанного лица статуса депутата прошу сообщить</w:t>
+      </w:r>
+    </w:p>
+    <w:p>
+      <w:pPr>
+        <w:ind w:right="-113" w:firstLine="567"/>
+        <w:jc w:val="both"/>
+        <w:rPr>
+          <w:bCs/>
+          <w:noProof/>
+          <w:szCs w:val="26"/>
+        </w:rPr>
+      </w:pPr>
+      <w:r>
+        <w:rPr>
+          <w:bCs/>
+          <w:noProof/>
+          <w:szCs w:val="26"/>
+        </w:rPr>
+        <w:t>- наименование представительного органа;</w:t>
+      </w:r>
+    </w:p>
+    <w:p>
+      <w:pPr>
+        <w:ind w:right="-113" w:firstLine="567"/>
+        <w:jc w:val="both"/>
+        <w:rPr>
+          <w:bCs/>
+          <w:noProof/>
+          <w:szCs w:val="26"/>
+        </w:rPr>
+      </w:pPr>
+      <w:r>
+        <w:rPr>
+          <w:bCs/>
+          <w:noProof/>
+          <w:szCs w:val="26"/>
+        </w:rPr>
+        <w:t>- уровень (муниципальный, региональный, федеральный);</w:t>
+      </w:r>
+    </w:p>
+    <w:p>
+      <w:pPr>
+        <w:ind w:right="-113" w:firstLine="567"/>
+        <w:jc w:val="both"/>
+        <w:rPr>
+          <w:bCs/>
+          <w:noProof/>
+          <w:szCs w:val="26"/>
+        </w:rPr>
+      </w:pPr>
+      <w:r>
+        <w:rPr>
+          <w:bCs/>
+          <w:noProof/>
+          <w:szCs w:val="26"/>
+        </w:rPr>
+        <w:t>- субъект Российской Федерации (при наличии);</w:t>
+      </w:r>
+    </w:p>
+    <w:p>
+      <w:pPr>
+        <w:ind w:right="-113" w:firstLine="567"/>
+        <w:jc w:val="both"/>
+        <w:rPr>
+          <w:bCs/>
+          <w:noProof/>
+          <w:szCs w:val="26"/>
+        </w:rPr>
+      </w:pPr>
+      <w:r>
+        <w:rPr>
+          <w:bCs/>
+          <w:noProof/>
+          <w:szCs w:val="26"/>
+        </w:rPr>
+        <w:t>- период осуществления полномочий;</w:t>
+      </w:r>
+    </w:p>
+    <w:p>
+      <w:pPr>
+        <w:ind w:right="-113" w:firstLine="567"/>
+        <w:jc w:val="both"/>
+        <w:rPr>
+          <w:bCs/>
+          <w:noProof/>
+          <w:szCs w:val="26"/>
+        </w:rPr>
+      </w:pPr>
+      <w:r>
+        <w:rPr>
+          <w:bCs/>
+          <w:noProof/>
+          <w:szCs w:val="26"/>
+        </w:rPr>
+        <w:t>- наличие (отсутствие) действущего статуса на момент напрвления ответа</w:t>
+      </w:r>
+      <w:r>
+        <w:rPr>
+          <w:bCs/>
+          <w:noProof/>
+          <w:szCs w:val="26"/>
+        </w:rPr>
+        <w:t>.</w:t>
+      </w:r>
       <w:bookmarkStart w:id="0" w:name="_GoBack"/>
       <w:bookmarkEnd w:id="0"/>
     </w:p>
     <w:p>
       <w:pPr>
-        <w:ind w:right="-113" w:firstLine="567"/>
-        <w:jc w:val="both"/>
-        <w:rPr>
-          <w:bCs/>
-          <w:noProof/>
-          <w:szCs w:val="26"/>
-        </w:rPr>
-      </w:pPr>
-      <w:r>
-        <w:rPr>
-          <w:bCs/>
-          <w:noProof/>
-          <w:szCs w:val="26"/>
-        </w:rPr>
-        <w:t>В случае наличия у указанного лица статуса депутата прошу сообщить</w:t>
-      </w:r>
-    </w:p>
-    <w:p>
-      <w:pPr>
-        <w:ind w:right="-113" w:firstLine="567"/>
-        <w:jc w:val="both"/>
-        <w:rPr>
-          <w:bCs/>
-          <w:noProof/>
-          <w:szCs w:val="26"/>
-        </w:rPr>
-      </w:pPr>
-      <w:r>
-        <w:rPr>
-          <w:bCs/>
-          <w:noProof/>
-          <w:szCs w:val="26"/>
-        </w:rPr>
-        <w:t>- наименование представительного органа;</w:t>
-      </w:r>
-    </w:p>
-    <w:p>
-      <w:pPr>
-        <w:ind w:right="-113" w:firstLine="567"/>
-        <w:jc w:val="both"/>
-        <w:rPr>
-          <w:bCs/>
-          <w:noProof/>
-          <w:szCs w:val="26"/>
-        </w:rPr>
-      </w:pPr>
-      <w:r>
-        <w:rPr>
-          <w:bCs/>
-          <w:noProof/>
-          <w:szCs w:val="26"/>
-        </w:rPr>
-        <w:t>- уровень (муниципальный, региональный, федеральный);</w:t>
-      </w:r>
-    </w:p>
-    <w:p>
-      <w:pPr>
-        <w:ind w:right="-113" w:firstLine="567"/>
-        <w:jc w:val="both"/>
-        <w:rPr>
-          <w:bCs/>
-          <w:noProof/>
-          <w:szCs w:val="26"/>
-        </w:rPr>
-      </w:pPr>
-      <w:r>
-        <w:rPr>
-          <w:bCs/>
-          <w:noProof/>
-          <w:szCs w:val="26"/>
-        </w:rPr>
-        <w:t>- субъект Российской Федерации (при наличии);</w:t>
-      </w:r>
-    </w:p>
-    <w:p>
-      <w:pPr>
-        <w:ind w:right="-113" w:firstLine="567"/>
-        <w:jc w:val="both"/>
-        <w:rPr>
-          <w:bCs/>
-          <w:noProof/>
-          <w:szCs w:val="26"/>
-        </w:rPr>
-      </w:pPr>
-      <w:r>
-        <w:rPr>
-          <w:bCs/>
-          <w:noProof/>
-          <w:szCs w:val="26"/>
-        </w:rPr>
-        <w:t>- период осуществления полномочий;</w:t>
-      </w:r>
-    </w:p>
-    <w:p>
-      <w:pPr>
-        <w:ind w:right="-113" w:firstLine="567"/>
-        <w:jc w:val="both"/>
-        <w:rPr>
-          <w:bCs/>
-          <w:noProof/>
-          <w:szCs w:val="26"/>
-        </w:rPr>
-      </w:pPr>
-      <w:r>
-        <w:rPr>
-          <w:bCs/>
-          <w:noProof/>
-          <w:szCs w:val="26"/>
-        </w:rPr>
-        <w:t>- наличие (отсутствие) действущего статуса на момент напрвления ответа</w:t>
-      </w:r>
-    </w:p>
-    <w:p>
-      <w:pPr>
         <w:ind w:firstLine="567"/>
         <w:jc w:val="both"/>
         <w:rPr>
@@ -1445,35 +1453,7 @@
           <w:color w:val="000000" w:themeColor="text1"/>
           <w:szCs w:val="28"/>
         </w:rPr>
-        <w:t xml:space="preserve"> а ответ направить в наш адрес первоначально факсом по тел.: </w:t>
-      </w:r>
-      <w:r>
-        <w:rPr>
-          <w:color w:val="000000" w:themeColor="text1"/>
-          <w:szCs w:val="28"/>
-        </w:rPr>
-        <w:br/>
-      </w:r>
-      <w:r>
-        <w:rPr>
-          <w:color w:val="000000" w:themeColor="text1"/>
-          <w:szCs w:val="28"/>
-        </w:rPr>
-        <w:t xml:space="preserve">8 (495) 598-78-51 или электронной почтой по адресу: vso-2402@vso.rsnet.ru, </w:t>
-      </w:r>
-      <w:r>
-        <w:rPr>
-          <w:color w:val="000000" w:themeColor="text1"/>
-          <w:szCs w:val="28"/>
-        </w:rPr>
-        <w:br/>
-      </w:r>
-      <w:r>
-        <w:rPr>
-          <w:color w:val="000000" w:themeColor="text1"/>
-          <w:szCs w:val="28"/>
-        </w:rPr>
-        <w:t>а затем почтой по адресу: 143010, Московская область, п. Власиха, ул. Лесная, д. 37.</w:t>
+        <w:t xml:space="preserve"> а ответ направить в наш адрес первоначально факсом по тел.: 8 (495) 598-78-51 или электронной почтой по адресу: vso-2402@vso.rsnet.ru, а затем почтой по адресу: 143010, Московская область, п. Власиха, ул. Лесная, д. 37.</w:t>
       </w:r>
     </w:p>
     <w:p>
@@ -1565,6 +1545,7 @@
         <w:rPr>
           <w:szCs w:val="28"/>
         </w:rPr>
+        <w:lastRenderedPageBreak/>
         <w:t xml:space="preserve">лейтенант юстиции                                                     </w:t>
       </w:r>
       <w:r>
@@ -3689,7 +3670,7 @@
 </file>
 
 <file path=customXml/itemProps1.xml><?xml version="1.0" encoding="utf-8"?>
-<ds:datastoreItem xmlns:ds="http://schemas.openxmlformats.org/officeDocument/2006/customXml" ds:itemID="{84F4E40B-9120-4787-91F6-3BC2C33304F6}">
+<ds:datastoreItem xmlns:ds="http://schemas.openxmlformats.org/officeDocument/2006/customXml" ds:itemID="{5EB909DA-DC12-4B29-91B7-997861790C32}">
   <ds:schemaRefs>
     <ds:schemaRef ds:uri="http://schemas.openxmlformats.org/officeDocument/2006/bibliography"/>
   </ds:schemaRefs>

--- a/NexusDocs/templates/requests/15_election_commission.docx
+++ b/NexusDocs/templates/requests/15_election_commission.docx
@@ -1189,7 +1189,7 @@
           <w:szCs w:val="26"/>
           <w:lang w:bidi="ru-RU"/>
         </w:rPr>
-        <w:t xml:space="preserve">, зарегистрированный и фактически проживающий по адресу: </w:t>
+        <w:t xml:space="preserve">, зарегистрированный по адресу: </w:t>
       </w:r>
       <w:r>
         <w:rPr>
@@ -1491,7 +1491,7 @@
         <w:rPr>
           <w:szCs w:val="28"/>
         </w:rPr>
-        <w:t>Следователь военного следственного отдела</w:t>
+        <w:t xml:space="preserve">{{INVESTIGATOR_POSITION_LONG}}</w:t>
       </w:r>
     </w:p>
     <w:p>
@@ -1546,7 +1546,7 @@
           <w:szCs w:val="28"/>
         </w:rPr>
         <w:lastRenderedPageBreak/>
-        <w:t xml:space="preserve">лейтенант юстиции                                                     </w:t>
+        <w:t xml:space="preserve">{{INVESTIGATOR_RANK}}                                                     </w:t>
       </w:r>
       <w:r>
         <w:rPr>
@@ -1558,14 +1558,14 @@
         <w:rPr>
           <w:szCs w:val="28"/>
         </w:rPr>
-        <w:t xml:space="preserve">С.А. </w:t>
+        <w:t xml:space="preserve">{{INVESTIGATOR_INITIALS_SURNAME}}</w:t>
       </w:r>
       <w:proofErr w:type="spellStart"/>
       <w:r>
         <w:rPr>
           <w:szCs w:val="28"/>
         </w:rPr>
-        <w:t>Цомартов</w:t>
+        <w:t xml:space="preserve"/>
       </w:r>
       <w:proofErr w:type="spellEnd"/>
       <w:r>
